--- a/History/chapters/06 - Writing and Memory - How Humans Learned to Speak to the Future.docx
+++ b/History/chapters/06 - Writing and Memory - How Humans Learned to Speak to the Future.docx
@@ -66,7 +66,7 @@
         <w:spacing w:after="200"/>
       </w:pPr>
       <w:r>
-        <w:t xml:space="preserve">The earliest personal name in the written record may be Kushim, which appears on a set of barley receipts from Uruk and may belong to an accountant. The first author known by name, roughly a thousand years later, was a woman: Enheduanna, a high priestess at Ur and a daughter of Sargon of Akkad, who around 2300 BCE composed hymns to the goddess Inanna. And the Epic of Gilgamesh, whose oldest tablets date from around 2100 BCE, contains a flood story that circulated in Mesopotamia long before the biblical one was written down.</w:t>
+        <w:t xml:space="preserve">The earliest personal name in the written record may be Kushim, which appears on a set of barley receipts from Uruk and may belong to an accountant. The first author known by name, roughly a thousand years later, was a woman: Enheduanna, a high priestess at Ur and a daughter of Sargon of Akkad, who around 2300 BCE composed hymns to the goddess Inanna. And the Epic of Gilgamesh, whose earliest surviving Sumerian poems about the king date from around 2100 BCE, though the unified epic as later generations knew it was assembled centuries after that, contains a flood story that circulated in Mesopotamia long before the biblical one was written down.</w:t>
       </w:r>
     </w:p>
     <w:p>

--- a/History/chapters/06 - Writing and Memory - How Humans Learned to Speak to the Future.docx
+++ b/History/chapters/06 - Writing and Memory - How Humans Learned to Speak to the Future.docx
@@ -42,7 +42,7 @@
         <w:spacing w:after="200"/>
       </w:pPr>
       <w:r>
-        <w:t xml:space="preserve">Writing appears in Sumer, in southern Mesopotamia, by around 3,200 BCE, in the form of cuneiform: wedge-shaped marks pressed into wet clay with a cut reed. Egyptian hieroglyphs emerge at almost the same time, likely independently.</w:t>
+        <w:t xml:space="preserve">Writing appears in Sumer, in southern Mesopotamia, by around 3200 BCE, in the form of cuneiform: wedge-shaped marks pressed into wet clay with a cut reed. Egyptian hieroglyphs emerge at almost the same time, likely independently.</w:t>
       </w:r>
     </w:p>
     <w:p>
